--- a/rapports/2026-06-06/EQ21/EQ21_sup_v2/DR_052101000015/19-38-69-65.docx
+++ b/rapports/2026-06-06/EQ21/EQ21_sup_v2/DR_052101000015/19-38-69-65.docx
@@ -297,7 +297,7 @@
           <w:color w:val="1F6FEB"/>
           <w:sz w:val="22"/>
         </w:rPr>
-        <w:t>⚠ INCOHÉRENCES À CORRIGER (76)</w:t>
+        <w:t>⚠ INCOHÉRENCES À CORRIGER (69)</w:t>
       </w:r>
     </w:p>
     <w:tbl>
@@ -724,7 +724,7 @@
                 <w:color w:val="16A34A"/>
                 <w:sz w:val="16"/>
               </w:rPr>
-              <w:t>s01q22, s01q00b</w:t>
+              <w:t>s01q32, s01q37, s04q23, s01q00b, s01q37_decode, s04q23_decode</w:t>
             </w:r>
           </w:p>
         </w:tc>
@@ -755,7 +755,7 @@
                 <w:i w:val="0"/>
                 <w:sz w:val="17"/>
               </w:rPr>
-              <w:t>Incohérence!! Le nombre d'année (9999) que ALIOU DIALLO a vécu dans la localité est superieur à son âge (47) ou ne sait pas. Prière de corriger.</w:t>
+              <w:t>Incoherence! BINTOU BOIRO a declaré que la catégorie socioprofessionnelle de sa mère est Travailleur pour compte propre alors que la mère elle-même declare comme catégorie socioprofessionnelle Stagière ou Apprenti rénuméré au niveau de la section 4b.</w:t>
             </w:r>
           </w:p>
         </w:tc>
@@ -814,7 +814,7 @@
                 <w:color w:val="16A34A"/>
                 <w:sz w:val="16"/>
               </w:rPr>
-              <w:t>s01q32, s01q37, s04q23, s01q00b, s01q37_decode, s04q23_decode</w:t>
+              <w:t>—</w:t>
             </w:r>
           </w:p>
         </w:tc>
@@ -845,7 +845,7 @@
                 <w:i w:val="0"/>
                 <w:sz w:val="17"/>
               </w:rPr>
-              <w:t>Incoherence! BINTOU BOIRO a declaré que la catégorie socioprofessionnelle de sa mère est Travailleur pour compte propre alors que la mère elle-même declare comme catégorie socioprofessionnelle Stagière ou Apprenti rénuméré au niveau de la section 4b.</w:t>
+              <w:t>Incoherence! BINTOU BOIRO a declaré que le secteur institutionnel de sa mère est Entreprise individuelle alors que la mère elle-même declare comme secteur institutionnel Ménage comme employeur de personnel domestique au niveau de la section 4b.</w:t>
             </w:r>
           </w:p>
         </w:tc>
@@ -904,7 +904,7 @@
                 <w:color w:val="16A34A"/>
                 <w:sz w:val="16"/>
               </w:rPr>
-              <w:t>—</w:t>
+              <w:t>s01q25, s01q30, s04q23, s01q00b, s01q30_decode, s04q23_decode</w:t>
             </w:r>
           </w:p>
         </w:tc>
@@ -935,7 +935,7 @@
                 <w:i w:val="0"/>
                 <w:sz w:val="17"/>
               </w:rPr>
-              <w:t>Incoherence! BINTOU BOIRO a declaré que le secteur institutionnel de sa mère est Entreprise individuelle alors que la mère elle-même declare comme secteur institutionnel Ménage comme employeur de personnel domestique au niveau de la section 4b.</w:t>
+              <w:t>Incoherence! HASSANATOU DIALLO a declaré que la catégorie socioprofessionnelle de son père est Ouvrier ou employé non qualifié alors que le père lui-même declare comme catégorie socioprofessionnelle Travailleur pour compte propre au niveau de la section 4b.</w:t>
             </w:r>
           </w:p>
         </w:tc>
@@ -994,7 +994,7 @@
                 <w:color w:val="16A34A"/>
                 <w:sz w:val="16"/>
               </w:rPr>
-              <w:t>s01q25, s01q30, s04q23, s01q00b, s01q30_decode, s04q23_decode</w:t>
+              <w:t>s01q32, s01q37, s04q23, s01q00b, s01q37_decode, s04q23_decode</w:t>
             </w:r>
           </w:p>
         </w:tc>
@@ -1025,7 +1025,7 @@
                 <w:i w:val="0"/>
                 <w:sz w:val="17"/>
               </w:rPr>
-              <w:t>Incoherence! HASSANATOU DIALLO a declaré que la catégorie socioprofessionnelle de son père est Ouvrier ou employé non qualifié alors que le père lui-même declare comme catégorie socioprofessionnelle Travailleur pour compte propre au niveau de la section 4b.</w:t>
+              <w:t>Incoherence! HASSANATOU DIALLO a declaré que la catégorie socioprofessionnelle de sa mère est Ouvrier ou employé non qualifié alors que la mère elle-même declare comme catégorie socioprofessionnelle Stagière ou Apprenti rénuméré au niveau de la section 4b.</w:t>
             </w:r>
           </w:p>
         </w:tc>
@@ -1084,7 +1084,7 @@
                 <w:color w:val="16A34A"/>
                 <w:sz w:val="16"/>
               </w:rPr>
-              <w:t>s01q32, s01q37, s04q23, s01q00b, s01q37_decode, s04q23_decode</w:t>
+              <w:t>—</w:t>
             </w:r>
           </w:p>
         </w:tc>
@@ -1115,7 +1115,7 @@
                 <w:i w:val="0"/>
                 <w:sz w:val="17"/>
               </w:rPr>
-              <w:t>Incoherence! HASSANATOU DIALLO a declaré que la catégorie socioprofessionnelle de sa mère est Ouvrier ou employé non qualifié alors que la mère elle-même declare comme catégorie socioprofessionnelle Stagière ou Apprenti rénuméré au niveau de la section 4b.</w:t>
+              <w:t>Incoherence! HASSANATOU DIALLO a declaré que le secteur institutionnel de sa mère est Entreprise individuelle alors que la mère elle-même declare comme secteur institutionnel Ménage comme employeur de personnel domestique au niveau de la section 4b.</w:t>
             </w:r>
           </w:p>
         </w:tc>
@@ -1174,7 +1174,7 @@
                 <w:color w:val="16A34A"/>
                 <w:sz w:val="16"/>
               </w:rPr>
-              <w:t>—</w:t>
+              <w:t>s01q32, s01q37, s04q23, s01q00b, s01q37_decode, s04q23_decode</w:t>
             </w:r>
           </w:p>
         </w:tc>
@@ -1205,7 +1205,7 @@
                 <w:i w:val="0"/>
                 <w:sz w:val="17"/>
               </w:rPr>
-              <w:t>Incoherence! HASSANATOU DIALLO a declaré que le secteur institutionnel de sa mère est Entreprise individuelle alors que la mère elle-même declare comme secteur institutionnel Ménage comme employeur de personnel domestique au niveau de la section 4b.</w:t>
+              <w:t>Incoherence! KADIATOU BOIRO a declaré que la catégorie socioprofessionnelle de sa mère est Travailleur pour compte propre alors que la mère elle-même declare comme catégorie socioprofessionnelle Stagière ou Apprenti rénuméré au niveau de la section 4b.</w:t>
             </w:r>
           </w:p>
         </w:tc>
@@ -1264,7 +1264,7 @@
                 <w:color w:val="16A34A"/>
                 <w:sz w:val="16"/>
               </w:rPr>
-              <w:t>s01q32, s01q37, s04q23, s01q00b, s01q37_decode, s04q23_decode</w:t>
+              <w:t>—</w:t>
             </w:r>
           </w:p>
         </w:tc>
@@ -1295,7 +1295,7 @@
                 <w:i w:val="0"/>
                 <w:sz w:val="17"/>
               </w:rPr>
-              <w:t>Incoherence! KADIATOU BOIRO a declaré que la catégorie socioprofessionnelle de sa mère est Travailleur pour compte propre alors que la mère elle-même declare comme catégorie socioprofessionnelle Stagière ou Apprenti rénuméré au niveau de la section 4b.</w:t>
+              <w:t>Incoherence! KADIATOU BOIRO a declaré que le secteur institutionnel de sa mère est Entreprise individuelle alors que la mère elle-même declare comme secteur institutionnel Ménage comme employeur de personnel domestique au niveau de la section 4b.</w:t>
             </w:r>
           </w:p>
         </w:tc>
@@ -1354,7 +1354,7 @@
                 <w:color w:val="16A34A"/>
                 <w:sz w:val="16"/>
               </w:rPr>
-              <w:t>—</w:t>
+              <w:t>s01q32, s01q37, s04q23, s01q00b, s01q37_decode, s04q23_decode</w:t>
             </w:r>
           </w:p>
         </w:tc>
@@ -1385,7 +1385,7 @@
                 <w:i w:val="0"/>
                 <w:sz w:val="17"/>
               </w:rPr>
-              <w:t>Incoherence! KADIATOU BOIRO a declaré que le secteur institutionnel de sa mère est Entreprise individuelle alors que la mère elle-même declare comme secteur institutionnel Ménage comme employeur de personnel domestique au niveau de la section 4b.</w:t>
+              <w:t>Incoherence! OUSSAYE DIALLO a declaré que la catégorie socioprofessionnelle de sa mère est Travailleur pour compte propre alors que la mère elle-même declare comme catégorie socioprofessionnelle Stagière ou Apprenti rénuméré au niveau de la section 4b.</w:t>
             </w:r>
           </w:p>
         </w:tc>
@@ -1444,7 +1444,7 @@
                 <w:color w:val="16A34A"/>
                 <w:sz w:val="16"/>
               </w:rPr>
-              <w:t>s01q32, s01q37, s04q23, s01q00b, s01q37_decode, s04q23_decode</w:t>
+              <w:t>—</w:t>
             </w:r>
           </w:p>
         </w:tc>
@@ -1475,7 +1475,7 @@
                 <w:i w:val="0"/>
                 <w:sz w:val="17"/>
               </w:rPr>
-              <w:t>Incoherence! OUSSAYE DIALLO a declaré que la catégorie socioprofessionnelle de sa mère est Travailleur pour compte propre alors que la mère elle-même declare comme catégorie socioprofessionnelle Stagière ou Apprenti rénuméré au niveau de la section 4b.</w:t>
+              <w:t>Incoherence! OUSSAYE DIALLO a declaré que le secteur institutionnel de sa mère est Entreprise individuelle alors que la mère elle-même declare comme secteur institutionnel Ménage comme employeur de personnel domestique au niveau de la section 4b.</w:t>
             </w:r>
           </w:p>
         </w:tc>
@@ -1534,7 +1534,7 @@
                 <w:color w:val="16A34A"/>
                 <w:sz w:val="16"/>
               </w:rPr>
-              <w:t>—</w:t>
+              <w:t>s01q22, s01q00b</w:t>
             </w:r>
           </w:p>
         </w:tc>
@@ -1565,7 +1565,7 @@
                 <w:i w:val="0"/>
                 <w:sz w:val="17"/>
               </w:rPr>
-              <w:t>Incoherence! OUSSAYE DIALLO a declaré que le secteur institutionnel de sa mère est Entreprise individuelle alors que la mère elle-même declare comme secteur institutionnel Ménage comme employeur de personnel domestique au niveau de la section 4b.</w:t>
+              <w:t>Incohérence!! Le nombre d'année (9999) que ALIOU DIALLO a vécu dans la localité est superieur à son âge (47) ou ne sait pas.</w:t>
             </w:r>
           </w:p>
         </w:tc>
@@ -2524,7 +2524,7 @@
                 <w:color w:val="16A34A"/>
                 <w:sz w:val="16"/>
               </w:rPr>
-              <w:t>s00q27, s01q03a, s01q03b, s01q03c, s01q00b</w:t>
+              <w:t>—</w:t>
             </w:r>
           </w:p>
         </w:tc>
@@ -2555,7 +2555,7 @@
                 <w:i w:val="0"/>
                 <w:sz w:val="17"/>
               </w:rPr>
-              <w:t>Les informations sur l'acte de naissance (ni Jours, ni mois et ni années) de  ALIOU DIALLO  manquent, s'il vous plait pouvez-vous fournir d'effort pour avoir ces informations.</w:t>
+              <w:t>Prière de verifier l'information donnée par BINTOU BOIRO ou corriger au niveau de la section 1.</w:t>
             </w:r>
           </w:p>
         </w:tc>
@@ -2614,7 +2614,7 @@
                 <w:color w:val="16A34A"/>
                 <w:sz w:val="16"/>
               </w:rPr>
-              <w:t>s00q27, s01q03a, s01q03b, s01q03c, s01q00b</w:t>
+              <w:t>—</w:t>
             </w:r>
           </w:p>
         </w:tc>
@@ -2645,7 +2645,7 @@
                 <w:i w:val="0"/>
                 <w:sz w:val="17"/>
               </w:rPr>
-              <w:t>Les informations sur l'acte de naissance (ni Jours, ni mois et ni années) de  BINETOU CISSE  manquent, s'il vous plait pouvez-vous fournir d'effort pour avoir ces informations.</w:t>
+              <w:t>Prière de verifier l'information donnée par HASSANATOU DIALLO ou corriger au niveau de la section 1.</w:t>
             </w:r>
           </w:p>
         </w:tc>
@@ -2704,7 +2704,7 @@
                 <w:color w:val="16A34A"/>
                 <w:sz w:val="16"/>
               </w:rPr>
-              <w:t>s00q27, s01q03a, s01q03b, s01q03c, s01q00b</w:t>
+              <w:t>—</w:t>
             </w:r>
           </w:p>
         </w:tc>
@@ -2735,7 +2735,7 @@
                 <w:i w:val="0"/>
                 <w:sz w:val="17"/>
               </w:rPr>
-              <w:t>Les informations sur l'acte de naissance (ni Jours, ni mois et ni années) de  BINTOU BOIRO  manquent, s'il vous plait pouvez-vous fournir d'effort pour avoir ces informations.</w:t>
+              <w:t>Prière de verifier l'information donnée par KADIATOU BOIRO ou corriger au niveau de la section 1.</w:t>
             </w:r>
           </w:p>
         </w:tc>
@@ -2825,7 +2825,7 @@
                 <w:i w:val="0"/>
                 <w:sz w:val="17"/>
               </w:rPr>
-              <w:t>Prière de verifier l'information donnée par BINTOU BOIRO ou corriger au niveau de la section 1.</w:t>
+              <w:t>Prière de verifier l'information donnée par OUSSAYE DIALLO ou corriger au niveau de la section 1.</w:t>
             </w:r>
           </w:p>
         </w:tc>
@@ -2884,7 +2884,7 @@
                 <w:color w:val="16A34A"/>
                 <w:sz w:val="16"/>
               </w:rPr>
-              <w:t>s00q27, s01q03a, s01q03b, s01q03c, s01q00b</w:t>
+              <w:t>s01q10_1</w:t>
             </w:r>
           </w:p>
         </w:tc>
@@ -2915,637 +2915,7 @@
                 <w:i w:val="0"/>
                 <w:sz w:val="17"/>
               </w:rPr>
-              <w:t>Les informations sur l'acte de naissance (ni Jours, ni mois et ni années) de  HASSANATOU DIALLO  manquent, s'il vous plait pouvez-vous fournir d'effort pour avoir ces informations.</w:t>
-            </w:r>
-          </w:p>
-        </w:tc>
-      </w:tr>
-      <w:tr>
-        <w:tc>
-          <w:tcPr>
-            <w:tcW w:type="dxa" w:w="964"/>
-          </w:tcPr>
-          <w:p>
-            <w:r>
-              <w:rPr>
-                <w:b/>
-                <w:i w:val="0"/>
-                <w:color w:val="EA580C"/>
-                <w:sz w:val="16"/>
-              </w:rPr>
-              <w:t>Moyenne</w:t>
-            </w:r>
-          </w:p>
-        </w:tc>
-        <w:tc>
-          <w:tcPr>
-            <w:tcW w:type="dxa" w:w="1247"/>
-          </w:tcPr>
-          <w:p>
-            <w:r>
-              <w:rPr>
-                <w:b/>
-                <w:i w:val="0"/>
-                <w:sz w:val="16"/>
-              </w:rPr>
-              <w:t>S01</w:t>
-              <w:br/>
-            </w:r>
-            <w:r>
-              <w:rPr>
-                <w:b w:val="0"/>
-                <w:i w:val="0"/>
-                <w:color w:val="64748B"/>
-                <w:sz w:val="14"/>
-              </w:rPr>
-              <w:t>Démographie</w:t>
-            </w:r>
-          </w:p>
-        </w:tc>
-        <w:tc>
-          <w:tcPr>
-            <w:tcW w:type="dxa" w:w="1531"/>
-          </w:tcPr>
-          <w:p>
-            <w:r>
-              <w:rPr>
-                <w:b/>
-                <w:i w:val="0"/>
-                <w:color w:val="16A34A"/>
-                <w:sz w:val="16"/>
-              </w:rPr>
-              <w:t>—</w:t>
-            </w:r>
-          </w:p>
-        </w:tc>
-        <w:tc>
-          <w:tcPr>
-            <w:tcW w:type="dxa" w:w="1191"/>
-          </w:tcPr>
-          <w:p>
-            <w:r>
-              <w:rPr>
-                <w:b w:val="0"/>
-                <w:i w:val="0"/>
-                <w:color w:val="64748B"/>
-                <w:sz w:val="16"/>
-              </w:rPr>
-              <w:t>GT-CQ</w:t>
-            </w:r>
-          </w:p>
-        </w:tc>
-        <w:tc>
-          <w:tcPr>
-            <w:tcW w:type="dxa" w:w="4706"/>
-          </w:tcPr>
-          <w:p>
-            <w:r>
-              <w:rPr>
-                <w:b w:val="0"/>
-                <w:i w:val="0"/>
-                <w:sz w:val="17"/>
-              </w:rPr>
-              <w:t>Prière de verifier l'information donnée par HASSANATOU DIALLO ou corriger au niveau de la section 1.</w:t>
-            </w:r>
-          </w:p>
-        </w:tc>
-      </w:tr>
-      <w:tr>
-        <w:tc>
-          <w:tcPr>
-            <w:tcW w:type="dxa" w:w="964"/>
-          </w:tcPr>
-          <w:p>
-            <w:r>
-              <w:rPr>
-                <w:b/>
-                <w:i w:val="0"/>
-                <w:color w:val="EA580C"/>
-                <w:sz w:val="16"/>
-              </w:rPr>
-              <w:t>Moyenne</w:t>
-            </w:r>
-          </w:p>
-        </w:tc>
-        <w:tc>
-          <w:tcPr>
-            <w:tcW w:type="dxa" w:w="1247"/>
-          </w:tcPr>
-          <w:p>
-            <w:r>
-              <w:rPr>
-                <w:b/>
-                <w:i w:val="0"/>
-                <w:sz w:val="16"/>
-              </w:rPr>
-              <w:t>S01</w:t>
-              <w:br/>
-            </w:r>
-            <w:r>
-              <w:rPr>
-                <w:b w:val="0"/>
-                <w:i w:val="0"/>
-                <w:color w:val="64748B"/>
-                <w:sz w:val="14"/>
-              </w:rPr>
-              <w:t>Démographie</w:t>
-            </w:r>
-          </w:p>
-        </w:tc>
-        <w:tc>
-          <w:tcPr>
-            <w:tcW w:type="dxa" w:w="1531"/>
-          </w:tcPr>
-          <w:p>
-            <w:r>
-              <w:rPr>
-                <w:b/>
-                <w:i w:val="0"/>
-                <w:color w:val="16A34A"/>
-                <w:sz w:val="16"/>
-              </w:rPr>
-              <w:t>s00q27, s01q03a, s01q03b, s01q03c, s01q00b</w:t>
-            </w:r>
-          </w:p>
-        </w:tc>
-        <w:tc>
-          <w:tcPr>
-            <w:tcW w:type="dxa" w:w="1191"/>
-          </w:tcPr>
-          <w:p>
-            <w:r>
-              <w:rPr>
-                <w:b w:val="0"/>
-                <w:i w:val="0"/>
-                <w:color w:val="64748B"/>
-                <w:sz w:val="16"/>
-              </w:rPr>
-              <w:t>GT-CQ</w:t>
-            </w:r>
-          </w:p>
-        </w:tc>
-        <w:tc>
-          <w:tcPr>
-            <w:tcW w:type="dxa" w:w="4706"/>
-          </w:tcPr>
-          <w:p>
-            <w:r>
-              <w:rPr>
-                <w:b w:val="0"/>
-                <w:i w:val="0"/>
-                <w:sz w:val="17"/>
-              </w:rPr>
-              <w:t>Les informations sur l'acte de naissance (ni Jours, ni mois et ni années) de  KADIATOU BOIRO  manquent, s'il vous plait pouvez-vous fournir d'effort pour avoir ces informations.</w:t>
-            </w:r>
-          </w:p>
-        </w:tc>
-      </w:tr>
-      <w:tr>
-        <w:tc>
-          <w:tcPr>
-            <w:tcW w:type="dxa" w:w="964"/>
-          </w:tcPr>
-          <w:p>
-            <w:r>
-              <w:rPr>
-                <w:b/>
-                <w:i w:val="0"/>
-                <w:color w:val="EA580C"/>
-                <w:sz w:val="16"/>
-              </w:rPr>
-              <w:t>Moyenne</w:t>
-            </w:r>
-          </w:p>
-        </w:tc>
-        <w:tc>
-          <w:tcPr>
-            <w:tcW w:type="dxa" w:w="1247"/>
-          </w:tcPr>
-          <w:p>
-            <w:r>
-              <w:rPr>
-                <w:b/>
-                <w:i w:val="0"/>
-                <w:sz w:val="16"/>
-              </w:rPr>
-              <w:t>S01</w:t>
-              <w:br/>
-            </w:r>
-            <w:r>
-              <w:rPr>
-                <w:b w:val="0"/>
-                <w:i w:val="0"/>
-                <w:color w:val="64748B"/>
-                <w:sz w:val="14"/>
-              </w:rPr>
-              <w:t>Démographie</w:t>
-            </w:r>
-          </w:p>
-        </w:tc>
-        <w:tc>
-          <w:tcPr>
-            <w:tcW w:type="dxa" w:w="1531"/>
-          </w:tcPr>
-          <w:p>
-            <w:r>
-              <w:rPr>
-                <w:b/>
-                <w:i w:val="0"/>
-                <w:color w:val="16A34A"/>
-                <w:sz w:val="16"/>
-              </w:rPr>
-              <w:t>—</w:t>
-            </w:r>
-          </w:p>
-        </w:tc>
-        <w:tc>
-          <w:tcPr>
-            <w:tcW w:type="dxa" w:w="1191"/>
-          </w:tcPr>
-          <w:p>
-            <w:r>
-              <w:rPr>
-                <w:b w:val="0"/>
-                <w:i w:val="0"/>
-                <w:color w:val="64748B"/>
-                <w:sz w:val="16"/>
-              </w:rPr>
-              <w:t>GT-CQ</w:t>
-            </w:r>
-          </w:p>
-        </w:tc>
-        <w:tc>
-          <w:tcPr>
-            <w:tcW w:type="dxa" w:w="4706"/>
-          </w:tcPr>
-          <w:p>
-            <w:r>
-              <w:rPr>
-                <w:b w:val="0"/>
-                <w:i w:val="0"/>
-                <w:sz w:val="17"/>
-              </w:rPr>
-              <w:t>Prière de verifier l'information donnée par KADIATOU BOIRO ou corriger au niveau de la section 1.</w:t>
-            </w:r>
-          </w:p>
-        </w:tc>
-      </w:tr>
-      <w:tr>
-        <w:tc>
-          <w:tcPr>
-            <w:tcW w:type="dxa" w:w="964"/>
-          </w:tcPr>
-          <w:p>
-            <w:r>
-              <w:rPr>
-                <w:b/>
-                <w:i w:val="0"/>
-                <w:color w:val="EA580C"/>
-                <w:sz w:val="16"/>
-              </w:rPr>
-              <w:t>Moyenne</w:t>
-            </w:r>
-          </w:p>
-        </w:tc>
-        <w:tc>
-          <w:tcPr>
-            <w:tcW w:type="dxa" w:w="1247"/>
-          </w:tcPr>
-          <w:p>
-            <w:r>
-              <w:rPr>
-                <w:b/>
-                <w:i w:val="0"/>
-                <w:sz w:val="16"/>
-              </w:rPr>
-              <w:t>S01</w:t>
-              <w:br/>
-            </w:r>
-            <w:r>
-              <w:rPr>
-                <w:b w:val="0"/>
-                <w:i w:val="0"/>
-                <w:color w:val="64748B"/>
-                <w:sz w:val="14"/>
-              </w:rPr>
-              <w:t>Démographie</w:t>
-            </w:r>
-          </w:p>
-        </w:tc>
-        <w:tc>
-          <w:tcPr>
-            <w:tcW w:type="dxa" w:w="1531"/>
-          </w:tcPr>
-          <w:p>
-            <w:r>
-              <w:rPr>
-                <w:b/>
-                <w:i w:val="0"/>
-                <w:color w:val="16A34A"/>
-                <w:sz w:val="16"/>
-              </w:rPr>
-              <w:t>s00q27, s01q03a, s01q03b, s01q03c, s01q00b</w:t>
-            </w:r>
-          </w:p>
-        </w:tc>
-        <w:tc>
-          <w:tcPr>
-            <w:tcW w:type="dxa" w:w="1191"/>
-          </w:tcPr>
-          <w:p>
-            <w:r>
-              <w:rPr>
-                <w:b w:val="0"/>
-                <w:i w:val="0"/>
-                <w:color w:val="64748B"/>
-                <w:sz w:val="16"/>
-              </w:rPr>
-              <w:t>GT-CQ</w:t>
-            </w:r>
-          </w:p>
-        </w:tc>
-        <w:tc>
-          <w:tcPr>
-            <w:tcW w:type="dxa" w:w="4706"/>
-          </w:tcPr>
-          <w:p>
-            <w:r>
-              <w:rPr>
-                <w:b w:val="0"/>
-                <w:i w:val="0"/>
-                <w:sz w:val="17"/>
-              </w:rPr>
-              <w:t>Les informations sur l'acte de naissance (ni Jours, ni mois et ni années) de  OUMAR CAMARA  manquent, s'il vous plait pouvez-vous fournir d'effort pour avoir ces informations.</w:t>
-            </w:r>
-          </w:p>
-        </w:tc>
-      </w:tr>
-      <w:tr>
-        <w:tc>
-          <w:tcPr>
-            <w:tcW w:type="dxa" w:w="964"/>
-          </w:tcPr>
-          <w:p>
-            <w:r>
-              <w:rPr>
-                <w:b/>
-                <w:i w:val="0"/>
-                <w:color w:val="EA580C"/>
-                <w:sz w:val="16"/>
-              </w:rPr>
-              <w:t>Moyenne</w:t>
-            </w:r>
-          </w:p>
-        </w:tc>
-        <w:tc>
-          <w:tcPr>
-            <w:tcW w:type="dxa" w:w="1247"/>
-          </w:tcPr>
-          <w:p>
-            <w:r>
-              <w:rPr>
-                <w:b/>
-                <w:i w:val="0"/>
-                <w:sz w:val="16"/>
-              </w:rPr>
-              <w:t>S01</w:t>
-              <w:br/>
-            </w:r>
-            <w:r>
-              <w:rPr>
-                <w:b w:val="0"/>
-                <w:i w:val="0"/>
-                <w:color w:val="64748B"/>
-                <w:sz w:val="14"/>
-              </w:rPr>
-              <w:t>Démographie</w:t>
-            </w:r>
-          </w:p>
-        </w:tc>
-        <w:tc>
-          <w:tcPr>
-            <w:tcW w:type="dxa" w:w="1531"/>
-          </w:tcPr>
-          <w:p>
-            <w:r>
-              <w:rPr>
-                <w:b/>
-                <w:i w:val="0"/>
-                <w:color w:val="16A34A"/>
-                <w:sz w:val="16"/>
-              </w:rPr>
-              <w:t>s00q27, s01q03a, s01q03b, s01q03c, s01q00b</w:t>
-            </w:r>
-          </w:p>
-        </w:tc>
-        <w:tc>
-          <w:tcPr>
-            <w:tcW w:type="dxa" w:w="1191"/>
-          </w:tcPr>
-          <w:p>
-            <w:r>
-              <w:rPr>
-                <w:b w:val="0"/>
-                <w:i w:val="0"/>
-                <w:color w:val="64748B"/>
-                <w:sz w:val="16"/>
-              </w:rPr>
-              <w:t>GT-CQ</w:t>
-            </w:r>
-          </w:p>
-        </w:tc>
-        <w:tc>
-          <w:tcPr>
-            <w:tcW w:type="dxa" w:w="4706"/>
-          </w:tcPr>
-          <w:p>
-            <w:r>
-              <w:rPr>
-                <w:b w:val="0"/>
-                <w:i w:val="0"/>
-                <w:sz w:val="17"/>
-              </w:rPr>
-              <w:t>Les informations sur l'acte de naissance (ni Jours, ni mois et ni années) de  OUSSAYE DIALLO  manquent, s'il vous plait pouvez-vous fournir d'effort pour avoir ces informations.</w:t>
-            </w:r>
-          </w:p>
-        </w:tc>
-      </w:tr>
-      <w:tr>
-        <w:tc>
-          <w:tcPr>
-            <w:tcW w:type="dxa" w:w="964"/>
-          </w:tcPr>
-          <w:p>
-            <w:r>
-              <w:rPr>
-                <w:b/>
-                <w:i w:val="0"/>
-                <w:color w:val="EA580C"/>
-                <w:sz w:val="16"/>
-              </w:rPr>
-              <w:t>Moyenne</w:t>
-            </w:r>
-          </w:p>
-        </w:tc>
-        <w:tc>
-          <w:tcPr>
-            <w:tcW w:type="dxa" w:w="1247"/>
-          </w:tcPr>
-          <w:p>
-            <w:r>
-              <w:rPr>
-                <w:b/>
-                <w:i w:val="0"/>
-                <w:sz w:val="16"/>
-              </w:rPr>
-              <w:t>S01</w:t>
-              <w:br/>
-            </w:r>
-            <w:r>
-              <w:rPr>
-                <w:b w:val="0"/>
-                <w:i w:val="0"/>
-                <w:color w:val="64748B"/>
-                <w:sz w:val="14"/>
-              </w:rPr>
-              <w:t>Démographie</w:t>
-            </w:r>
-          </w:p>
-        </w:tc>
-        <w:tc>
-          <w:tcPr>
-            <w:tcW w:type="dxa" w:w="1531"/>
-          </w:tcPr>
-          <w:p>
-            <w:r>
-              <w:rPr>
-                <w:b/>
-                <w:i w:val="0"/>
-                <w:color w:val="16A34A"/>
-                <w:sz w:val="16"/>
-              </w:rPr>
-              <w:t>—</w:t>
-            </w:r>
-          </w:p>
-        </w:tc>
-        <w:tc>
-          <w:tcPr>
-            <w:tcW w:type="dxa" w:w="1191"/>
-          </w:tcPr>
-          <w:p>
-            <w:r>
-              <w:rPr>
-                <w:b w:val="0"/>
-                <w:i w:val="0"/>
-                <w:color w:val="64748B"/>
-                <w:sz w:val="16"/>
-              </w:rPr>
-              <w:t>GT-CQ</w:t>
-            </w:r>
-          </w:p>
-        </w:tc>
-        <w:tc>
-          <w:tcPr>
-            <w:tcW w:type="dxa" w:w="4706"/>
-          </w:tcPr>
-          <w:p>
-            <w:r>
-              <w:rPr>
-                <w:b w:val="0"/>
-                <w:i w:val="0"/>
-                <w:sz w:val="17"/>
-              </w:rPr>
-              <w:t>Prière de verifier l'information donnée par OUSSAYE DIALLO ou corriger au niveau de la section 1.</w:t>
-            </w:r>
-          </w:p>
-        </w:tc>
-      </w:tr>
-      <w:tr>
-        <w:tc>
-          <w:tcPr>
-            <w:tcW w:type="dxa" w:w="964"/>
-          </w:tcPr>
-          <w:p>
-            <w:r>
-              <w:rPr>
-                <w:b/>
-                <w:i w:val="0"/>
-                <w:color w:val="EA580C"/>
-                <w:sz w:val="16"/>
-              </w:rPr>
-              <w:t>Moyenne</w:t>
-            </w:r>
-          </w:p>
-        </w:tc>
-        <w:tc>
-          <w:tcPr>
-            <w:tcW w:type="dxa" w:w="1247"/>
-          </w:tcPr>
-          <w:p>
-            <w:r>
-              <w:rPr>
-                <w:b/>
-                <w:i w:val="0"/>
-                <w:sz w:val="16"/>
-              </w:rPr>
-              <w:t>S01</w:t>
-              <w:br/>
-            </w:r>
-            <w:r>
-              <w:rPr>
-                <w:b w:val="0"/>
-                <w:i w:val="0"/>
-                <w:color w:val="64748B"/>
-                <w:sz w:val="14"/>
-              </w:rPr>
-              <w:t>Démographie</w:t>
-            </w:r>
-          </w:p>
-        </w:tc>
-        <w:tc>
-          <w:tcPr>
-            <w:tcW w:type="dxa" w:w="1531"/>
-          </w:tcPr>
-          <w:p>
-            <w:r>
-              <w:rPr>
-                <w:b/>
-                <w:i w:val="0"/>
-                <w:color w:val="16A34A"/>
-                <w:sz w:val="16"/>
-              </w:rPr>
-              <w:t>s01q10_1</w:t>
-            </w:r>
-          </w:p>
-        </w:tc>
-        <w:tc>
-          <w:tcPr>
-            <w:tcW w:type="dxa" w:w="1191"/>
-          </w:tcPr>
-          <w:p>
-            <w:r>
-              <w:rPr>
-                <w:b w:val="0"/>
-                <w:i w:val="0"/>
-                <w:color w:val="64748B"/>
-                <w:sz w:val="16"/>
-              </w:rPr>
-              <w:t>GT-CQ</w:t>
-            </w:r>
-          </w:p>
-        </w:tc>
-        <w:tc>
-          <w:tcPr>
-            <w:tcW w:type="dxa" w:w="4706"/>
-          </w:tcPr>
-          <w:p>
-            <w:r>
-              <w:rPr>
-                <w:b w:val="0"/>
-                <w:i w:val="0"/>
-                <w:sz w:val="17"/>
-              </w:rPr>
-              <w:t>La taille du ménage lors de l'enquête principale (8) de ce ménage est inférieur à la taille du denombrement (10), prière de fournir des explications concrètes ou aller revisiter le ménage.</w:t>
+              <w:t>Prière de corriger.La taille du ménage lors de l'enquête principale (8) de ce ménage est inférieur à la taille du denombrement (10), prière de fournir des explications concrètes ou aller revisiter le ménage.</w:t>
             </w:r>
           </w:p>
         </w:tc>
